--- a/testakten/datenschutz-datenpanne-72-stunden-meldung-ransomware-osnabrueck/09_betroffenenbenachrichtigung_entwurf.docx
+++ b/testakten/datenschutz-datenpanne-72-stunden-meldung-ransomware-osnabrueck/09_betroffenenbenachrichtigung_entwurf.docx
@@ -125,22 +125,101 @@
         <w:t>Der Entwurf lässt offen, welche Datenkategorien konkret betroffen sind (insbesondere die Bankverbindung bei 96.400 Konten). Er benennt die wahrscheinlichen Folgen nicht in klarer und einfacher Sprache (Artikel 34 Absatz 2 DSGVO verweist auf Artikel 33 Absatz 3 Buchstaben b, c, d). Es fehlen die Kontaktdaten des Datenschutzbeauftragten, eine Beschreibung der ergriffenen Maßnahmen sowie konkrete Handlungsempfehlungen (Kontoauszüge prüfen, auf Phishing achten). Die Formulierung "möglicherweise sind Daten betroffen" verharmlost den bestätigten Abfluss.</w:t>
       </w:r>
     </w:p>
-    <w:p>
-      <w:pPr>
-        <w:jc w:val="left"/>
-      </w:pPr>
-      <w:r>
-        <w:t>Formathinweis: Times New Roman, 11 pt.</w:t>
-      </w:r>
-    </w:p>
     <w:sectPr>
+      <w:headerReference w:type="default" r:id="rId9"/>
+      <w:footerReference w:type="default" r:id="rId10"/>
       <w:pgSz w:w="11906" w:h="16838"/>
-      <w:pgMar w:top="1417" w:right="1417" w:bottom="1417" w:left="1417" w:header="720" w:footer="720" w:gutter="0"/>
+      <w:pgMar w:top="1417" w:right="1417" w:bottom="1417" w:left="1417" w:header="680" w:footer="567" w:gutter="0"/>
       <w:cols w:space="720"/>
       <w:docGrid w:linePitch="360"/>
     </w:sectPr>
   </w:body>
 </w:document>
+</file>
+
+<file path=word/footer1.xml><?xml version="1.0" encoding="utf-8"?>
+<w:ftr xmlns:m="http://schemas.openxmlformats.org/officeDocument/2006/math" xmlns:mc="http://schemas.openxmlformats.org/markup-compatibility/2006" xmlns:mo="http://schemas.microsoft.com/office/mac/office/2008/main" xmlns:mv="urn:schemas-microsoft-com:mac:vml" xmlns:o="urn:schemas-microsoft-com:office:office" xmlns:r="http://schemas.openxmlformats.org/officeDocument/2006/relationships" xmlns:v="urn:schemas-microsoft-com:vml" xmlns:w10="urn:schemas-microsoft-com:office:word" xmlns:w14="http://schemas.microsoft.com/office/word/2010/wordml" xmlns:w="http://schemas.openxmlformats.org/wordprocessingml/2006/main" xmlns:wne="http://schemas.microsoft.com/office/word/2006/wordml" xmlns:wp14="http://schemas.microsoft.com/office/word/2010/wordprocessingDrawing" xmlns:wp="http://schemas.openxmlformats.org/drawingml/2006/wordprocessingDrawing" xmlns:wpc="http://schemas.microsoft.com/office/word/2010/wordprocessingCanvas" xmlns:wpg="http://schemas.microsoft.com/office/word/2010/wordprocessingGroup" xmlns:wpi="http://schemas.microsoft.com/office/word/2010/wordprocessingInk" xmlns:wps="http://schemas.microsoft.com/office/word/2010/wordprocessingShape" mc:Ignorable="w14 wp14">
+  <w:p>
+    <w:pPr>
+      <w:pStyle w:val="Footer"/>
+      <w:tabs>
+        <w:tab w:pos="9071" w:val="right"/>
+      </w:tabs>
+      <w:jc w:val="left"/>
+    </w:pPr>
+    <w:r>
+      <w:rPr>
+        <w:rFonts w:ascii="Times New Roman" w:hAnsi="Times New Roman"/>
+        <w:color w:val="6B6B66"/>
+        <w:sz w:val="16"/>
+      </w:rPr>
+    </w:r>
+    <w:r>
+      <w:rPr>
+        <w:rFonts w:ascii="Times New Roman" w:hAnsi="Times New Roman"/>
+        <w:color w:val="6B6B66"/>
+        <w:sz w:val="16"/>
+      </w:rPr>
+      <w:t>Hasetal Versandhandel GmbH</w:t>
+    </w:r>
+    <w:r>
+      <w:rPr>
+        <w:rFonts w:ascii="Times New Roman" w:hAnsi="Times New Roman"/>
+        <w:color w:val="6B6B66"/>
+        <w:sz w:val="16"/>
+      </w:rPr>
+      <w:tab/>
+      <w:t xml:space="preserve">Seite </w:t>
+    </w:r>
+    <w:r>
+      <w:rPr>
+        <w:rFonts w:ascii="Times New Roman" w:hAnsi="Times New Roman"/>
+        <w:color w:val="6B6B66"/>
+        <w:sz w:val="16"/>
+      </w:rPr>
+      <w:fldChar w:fldCharType="begin"/>
+      <w:instrText xml:space="preserve"> PAGE </w:instrText>
+      <w:fldChar w:fldCharType="end"/>
+    </w:r>
+  </w:p>
+</w:ftr>
+</file>
+
+<file path=word/header1.xml><?xml version="1.0" encoding="utf-8"?>
+<w:hdr xmlns:m="http://schemas.openxmlformats.org/officeDocument/2006/math" xmlns:mc="http://schemas.openxmlformats.org/markup-compatibility/2006" xmlns:mo="http://schemas.microsoft.com/office/mac/office/2008/main" xmlns:mv="urn:schemas-microsoft-com:mac:vml" xmlns:o="urn:schemas-microsoft-com:office:office" xmlns:r="http://schemas.openxmlformats.org/officeDocument/2006/relationships" xmlns:v="urn:schemas-microsoft-com:vml" xmlns:w10="urn:schemas-microsoft-com:office:word" xmlns:w14="http://schemas.microsoft.com/office/word/2010/wordml" xmlns:w="http://schemas.openxmlformats.org/wordprocessingml/2006/main" xmlns:wne="http://schemas.microsoft.com/office/word/2006/wordml" xmlns:wp14="http://schemas.microsoft.com/office/word/2010/wordprocessingDrawing" xmlns:wp="http://schemas.openxmlformats.org/drawingml/2006/wordprocessingDrawing" xmlns:wpc="http://schemas.microsoft.com/office/word/2010/wordprocessingCanvas" xmlns:wpg="http://schemas.microsoft.com/office/word/2010/wordprocessingGroup" xmlns:wpi="http://schemas.microsoft.com/office/word/2010/wordprocessingInk" xmlns:wps="http://schemas.microsoft.com/office/word/2010/wordprocessingShape" mc:Ignorable="w14 wp14">
+  <w:p>
+    <w:pPr>
+      <w:pStyle w:val="Header"/>
+      <w:jc w:val="left"/>
+    </w:pPr>
+    <w:r/>
+    <w:r>
+      <w:rPr>
+        <w:rFonts w:ascii="Times New Roman" w:hAnsi="Times New Roman"/>
+        <w:b/>
+        <w:color w:val="2C5230"/>
+        <w:sz w:val="24"/>
+      </w:rPr>
+      <w:t>Hasetal Versandhandel GmbH</w:t>
+    </w:r>
+  </w:p>
+  <w:p>
+    <w:pPr>
+      <w:jc w:val="left"/>
+      <w:pBdr>
+        <w:bottom w:val="single" w:sz="6" w:space="2" w:color="2C5230"/>
+      </w:pBdr>
+    </w:pPr>
+    <w:r>
+      <w:rPr>
+        <w:rFonts w:ascii="Times New Roman" w:hAnsi="Times New Roman"/>
+        <w:color w:val="6B6B66"/>
+        <w:sz w:val="16"/>
+      </w:rPr>
+      <w:t>Unternehmen</w:t>
+    </w:r>
+  </w:p>
+</w:hdr>
 </file>
 
 <file path=word/numbering.xml><?xml version="1.0" encoding="utf-8"?>
